--- a/예선제출/레드투그린_BaseKit1-2_완성본.docx
+++ b/예선제출/레드투그린_BaseKit1-2_완성본.docx
@@ -402,7 +402,7 @@
                 <w:sz w:val="19"/>
                 <w:szCs w:val="19"/>
               </w:rPr>
-              <w:t xml:space="preserve">클릭베이트 탐지 Agent — “뉴스 콘텐츠 신뢰성 수호 멀티에이전트 시스템”(가칭)의 ① 구성요소. 기사 제목과 본문이 일치하는지, 본문이 하나의 주제로 일관되는지 판단하고 근거를 제시</w:t>
+              <w:t xml:space="preserve">클릭베이트 탐지 Agent, 뉴스 콘텐츠 신뢰성 수호 멀티에이전트 시스템(가칭)의 ① 구성요소. 기사 제목과 본문이 일치하는지, 본문이 하나의 주제로 일관되는지 판단하고 근거를 제시</w:t>
             </w:r>
           </w:p>
         </w:tc>
@@ -1046,22 +1046,6 @@
         <w:t xml:space="preserve">1-0. 문제 정의 (클릭베이트 탐지보다 먼저)</w:t>
       </w:r>
     </w:p>
-    <w:p>
-      <w:pPr>
-        <w:spacing w:after="120"/>
-      </w:pPr>
-      <w:r>
-        <w:rPr>
-          <w:rFonts w:ascii="맑은 고딕" w:cs="맑은 고딕" w:eastAsia="맑은 고딕" w:hAnsi="맑은 고딕"/>
-          <w:i/>
-          <w:iCs/>
-          <w:color w:val="555555"/>
-          <w:sz w:val="18"/>
-          <w:szCs w:val="18"/>
-        </w:rPr>
-        <w:t xml:space="preserve">멘토링 지적: “클릭베이트가 무엇인가”가 아니라 “누구의 어떤 어려움을 해결하는가”를 먼저 정의해야 함.</w:t>
-      </w:r>
-    </w:p>
     <w:tbl>
       <w:tblPr>
         <w:tblW w:type="dxa" w:w="9600"/>
@@ -1357,7 +1341,7 @@
           <w:b/>
           <w:bCs/>
         </w:rPr>
-        <w:t xml:space="preserve">→ 즉 본 서비스는 “클릭베이트를 탐지하는 AI”가 아니라, “독자가 왜곡된 정보로 불필요한 판단을 내리지 않도록 게시 단계에서 미리 걸러주는 서비스”로 정의한다. 클릭베이트 탐지 Agent는 이 문제를 해결하는 핵심 수단이다.</w:t>
+        <w:t xml:space="preserve">즉 본 서비스는 클릭베이트를 탐지하는 AI가 아니라, 독자가 왜곡된 정보로 불필요한 판단을 내리지 않도록 게시 단계에서 미리 걸러주는 서비스로 정의한다. 클릭베이트 탐지 Agent는 이 문제를 해결하는 핵심 수단이다.</w:t>
       </w:r>
     </w:p>
     <w:p>
@@ -1381,7 +1365,7 @@
         <w:rPr>
           <w:rFonts w:ascii="맑은 고딕" w:cs="맑은 고딕" w:eastAsia="맑은 고딕" w:hAnsi="맑은 고딕"/>
         </w:rPr>
-        <w:t xml:space="preserve">대학 비대면 시험의 부정행위 의혹을 다룬 동일 사건 보도 3건을 비교했을 때, 세 제목 모두 학생 커뮤니티 익명 투표의 “커닝했다” 응답 수(수백 명대)를 확정된 부정행위자 수처럼 제시하거나 AI 사용을 사실로 단정했다. 그러나 본문은 “실제 인원은 확인되지 않았다”, “AI 사용은 학생 증언에 근거한 추정”이라고 밝히고 있었다. 독자가 제목만 읽으면 본문이 말하는 것보다 훨씬 강한 사실로 받아들이게 되며, 이것이 본 서비스가 줄이려는 문제의 구체적 모습이다. (본 서비스는 이러한 제목-본문 일치성만 판단하며, 본문 사실 여부는 1-3-1에 따라 판단하지 않는다.)</w:t>
+        <w:t xml:space="preserve">대학 비대면 시험의 부정행위 의혹을 다룬 동일 사건 보도 3건을 비교했을 때, 세 제목 모두 학생 커뮤니티 익명 투표의 커닝했다 응답 수(수백 명대)를 확정된 부정행위자 수처럼 제시하거나 AI 사용을 사실로 단정했다. 그러나 본문은 실제 인원은 확인되지 않았다, AI 사용은 학생 증언에 근거한 추정이라고 밝히고 있었다. 독자가 제목만 읽으면 본문이 말하는 것보다 훨씬 강한 사실로 받아들이게 되며, 이것이 본 서비스가 줄이려는 문제의 구체적 모습이다. (본 서비스는 이러한 제목-본문 일치성만 판단하며, 본문 사실 여부는 1-3-1에 따라 판단하지 않는다.)</w:t>
       </w:r>
     </w:p>
     <w:p>
@@ -1401,7 +1385,7 @@
         <w:rPr>
           <w:rFonts w:ascii="맑은 고딕" w:cs="맑은 고딕" w:eastAsia="맑은 고딕" w:hAnsi="맑은 고딕"/>
         </w:rPr>
-        <w:t xml:space="preserve">본 서비스는 클릭베이트 탐지 단독 서비스가 아니라, “뉴스 콘텐츠 신뢰성 수호 멀티에이전트 시스템”(가칭)의 일부로 정의한다. 시스템은 3개 Agent — ① 클릭베이트 탐지 Agent, ② 검증 Agent(가칭), ③ 확산통제 Agent(가칭) — 로 구성되며, 그 결과를 조정자(Orchestrator)가 종합해 인간감독 큐로 전달한다.</w:t>
+        <w:t xml:space="preserve">본 서비스는 클릭베이트 탐지 단독 서비스가 아니라, 뉴스 콘텐츠 신뢰성 수호 멀티에이전트 시스템(가칭)의 일부로 정의한다. 시스템은 3개 Agent, ① 클릭베이트 탐지 Agent, ② 검증 Agent(가칭), ③ 확산통제 Agent(가칭), 로 구성되며, 그 결과를 조정자(Orchestrator)가 종합해 인간감독 큐로 전달한다.</w:t>
       </w:r>
     </w:p>
     <w:p>
@@ -1697,7 +1681,7 @@
                 <w:sz w:val="19"/>
                 <w:szCs w:val="19"/>
               </w:rPr>
-              <w:t xml:space="preserve">A.X 4.0 Light (SKT, Hugging Face 공개) — 필수 사용. 예선 설계는 A.X 단독 기준이며 타 모델 병행 여부는 대회 안내에 따라 본선 전 확인</w:t>
+              <w:t xml:space="preserve">A.X 4.0 Light (SKT, Hugging Face 공개), 필수 사용. 예선 설계는 A.X 단독 기준이며 타 모델 병행 여부는 대회 안내에 따라 본선 전 확인</w:t>
             </w:r>
           </w:p>
         </w:tc>
@@ -1748,7 +1732,7 @@
                 <w:sz w:val="19"/>
                 <w:szCs w:val="19"/>
               </w:rPr>
-              <w:t xml:space="preserve">AI 판단 → 인간감독(검토·승인·보류)</w:t>
+              <w:t xml:space="preserve">AI 판단 후 인간감독(검토·승인·보류)</w:t>
             </w:r>
           </w:p>
         </w:tc>
@@ -1799,7 +1783,7 @@
                 <w:sz w:val="19"/>
                 <w:szCs w:val="19"/>
               </w:rPr>
-              <w:t xml:space="preserve">뉴스 플랫폼 운영팀 — 기사 게시 전/후 콘텐츠 검토 용도</w:t>
+              <w:t xml:space="preserve">뉴스 플랫폼 운영팀, 기사 게시 전/후 콘텐츠 검토 용도</w:t>
             </w:r>
           </w:p>
         </w:tc>
@@ -1850,7 +1834,7 @@
                 <w:sz w:val="19"/>
                 <w:szCs w:val="19"/>
               </w:rPr>
-              <w:t xml:space="preserve">자율조치(위험도 낮음→자동통과) / 사전승인 필요(클릭베이트 판정) / 자동판정 중지(정치 민감 주제·예측집합 애매)</w:t>
+              <w:t xml:space="preserve">자율조치(위험도가 낮으면 자동 통과) / 사전승인 필요(클릭베이트 판정) / 자동판정 중지(정치 민감 주제·예측집합 애매)</w:t>
             </w:r>
           </w:p>
         </w:tc>
@@ -1931,7 +1915,7 @@
           <w:sz w:val="18"/>
           <w:szCs w:val="18"/>
         </w:rPr>
-        <w:t xml:space="preserve">대표 활용 예시: 금융·증시 뉴스 도메인 — 특정 종목의 주가 급락·급등을 과장하거나 근거 없는 공포 심리를 조장하는 기사는 개인 투자자의 비합리적 매매를 유도하고 기업 평판·주가에 실질적 영향을 줄 수 있어 클릭베이트의 사회적 위해가 큰 사례로 든다. 서비스 자체는 도메인을 한정하지 않으며 이는 설명을 위한 예시임.</w:t>
+        <w:t xml:space="preserve">대표 활용 예시: 금융·증시 뉴스 도메인, 특정 종목의 주가 급락·급등을 과장하거나 근거 없는 공포 심리를 조장하는 기사는 개인 투자자의 비합리적 매매를 유도하고 기업 평판·주가에 실질적 영향을 줄 수 있어 클릭베이트의 사회적 위해가 큰 사례로 든다. 서비스 자체는 도메인을 한정하지 않으며 이는 설명을 위한 예시임.</w:t>
       </w:r>
     </w:p>
     <w:p>
@@ -1940,7 +1924,7 @@
         <w:spacing w:after="120" w:before="240"/>
       </w:pPr>
       <w:r>
-        <w:t xml:space="preserve">1-3. ② 검증 Agent (가칭) / ③ 확산통제 Agent (가칭) — 개념 정의</w:t>
+        <w:t xml:space="preserve">1-3. ② 검증 Agent (가칭) / ③ 확산통제 Agent (가칭), 개념 정의</w:t>
       </w:r>
     </w:p>
     <w:tbl>
@@ -2274,7 +2258,7 @@
         <w:spacing w:after="120" w:before="240"/>
       </w:pPr>
       <w:r>
-        <w:t xml:space="preserve">1-3-1. 서비스 범위의 한계 — 일치성 판단 vs 사실 검증</w:t>
+        <w:t xml:space="preserve">1-3-1. 서비스 범위의 한계, 일치성 판단 vs 사실 검증</w:t>
       </w:r>
     </w:p>
     <w:tbl>
@@ -2494,7 +2478,7 @@
                 <w:sz w:val="19"/>
                 <w:szCs w:val="19"/>
               </w:rPr>
-              <w:t xml:space="preserve">본문에서 “온라인 설문 응답 190명”으로 설명된 수치를 제목이 “190명 처분”처럼 확정 인원으로 단정 → ① 탐지 가능 / 그 설문 결과나 실제 처분 여부가 사실인지 → ① 판단 불가</w:t>
+              <w:t xml:space="preserve">본문에서 온라인 설문 응답 190명으로 설명된 수치를 제목이 190명 처분처럼 확정 인원으로 단정, ① 탐지 가능 / 그 설문 결과나 실제 처분 여부가 사실인지, ① 판단 불가</w:t>
             </w:r>
           </w:p>
         </w:tc>
@@ -2545,7 +2529,7 @@
                 <w:sz w:val="19"/>
                 <w:szCs w:val="19"/>
               </w:rPr>
-              <w:t xml:space="preserve">본문이 틀렸더라도 제목과 일치하면 ①은 통과시킬 수 있음 → RISK-07로 기록, 사실 확인이 필요한 건은 검토자의 외부 출처 확인 또는 ② 검증 Agent(외부 출처 검색 RAG) 확장으로 연결</w:t>
+              <w:t xml:space="preserve">본문이 틀렸더라도 제목과 일치하면 ①은 통과시킬 수 있어 RISK-07로 기록하고, 사실 확인이 필요한 건은 검토자의 외부 출처 확인 또는 ② 검증 Agent(외부 출처 검색 RAG) 확장으로 연결</w:t>
             </w:r>
           </w:p>
         </w:tc>
@@ -3123,7 +3107,7 @@
                 <w:sz w:val="19"/>
                 <w:szCs w:val="19"/>
               </w:rPr>
-              <w:t xml:space="preserve">clickbaitClass 0 = 클릭베이트 333,054건, 1 = 정상 327,031건. 코드가 일반적인 관행(클릭베이트=1)과 반대이므로 본 서비스에서는 “클릭베이트 = 코드 0”으로 명시해 사용</w:t>
+              <w:t xml:space="preserve">clickbaitClass 0 = 클릭베이트 333,054건, 1 = 정상 327,031건. 코드가 일반적인 관행(클릭베이트=1)과 반대이므로 본 서비스에서는 클릭베이트 = 코드 0으로 명시해 사용</w:t>
             </w:r>
           </w:p>
         </w:tc>
@@ -3505,7 +3489,7 @@
         <w:rPr>
           <w:rFonts w:ascii="맑은 고딕" w:cs="맑은 고딕" w:eastAsia="맑은 고딕" w:hAnsi="맑은 고딕"/>
         </w:rPr>
-        <w:t xml:space="preserve">제목-본문 내용 일치 → “정상” 판정, 낮은 위험도</w:t>
+        <w:t xml:space="preserve">제목과 본문 내용이 일치하면 정상으로 판정하고 위험도를 낮게 본다</w:t>
       </w:r>
     </w:p>
     <w:p>
@@ -3521,7 +3505,7 @@
         <w:rPr>
           <w:rFonts w:ascii="맑은 고딕" w:cs="맑은 고딕" w:eastAsia="맑은 고딕" w:hAnsi="맑은 고딕"/>
         </w:rPr>
-        <w:t xml:space="preserve">제목이 본문을 과장/왜곡 → “클릭베이트” 판정 + 근거(불일치 구간) 제시</w:t>
+        <w:t xml:space="preserve">제목이 본문을 과장하거나 왜곡하면 클릭베이트로 판정하고 근거(불일치 구간)를 제시한다</w:t>
       </w:r>
     </w:p>
     <w:p>
@@ -3582,7 +3566,7 @@
         <w:rPr>
           <w:rFonts w:ascii="맑은 고딕" w:cs="맑은 고딕" w:eastAsia="맑은 고딕" w:hAnsi="맑은 고딕"/>
         </w:rPr>
-        <w:t xml:space="preserve">인용문·풍자 포함 → 오탐 위험 (문맥 점검 필요)</w:t>
+        <w:t xml:space="preserve">인용문·풍자가 포함된 경우: 오탐 위험이 있어 문맥 점검이 필요하다</w:t>
       </w:r>
     </w:p>
     <w:p>
@@ -3598,7 +3582,7 @@
         <w:rPr>
           <w:rFonts w:ascii="맑은 고딕" w:cs="맑은 고딕" w:eastAsia="맑은 고딕" w:hAnsi="맑은 고딕"/>
         </w:rPr>
-        <w:t xml:space="preserve">정치·경제적으로 민감한 주제 → 편향·오탐 위험 및 실질적 파급력 큼</w:t>
+        <w:t xml:space="preserve">정치·경제적으로 민감한 주제: 편향·오탐 위험이 있고 실질적 파급력이 크다</w:t>
       </w:r>
     </w:p>
     <w:p>
@@ -3614,7 +3598,7 @@
         <w:rPr>
           <w:rFonts w:ascii="맑은 고딕" w:cs="맑은 고딕" w:eastAsia="맑은 고딕" w:hAnsi="맑은 고딕"/>
         </w:rPr>
-        <w:t xml:space="preserve">제목이 “설문 응답 수”나 “추정”을 확정 수치·사실처럼 표기 → 제목-본문 일치성 불일치로 탐지 대상</w:t>
+        <w:t xml:space="preserve">제목이 설문 응답 수나 추정을 확정 수치·사실처럼 표기한 경우: 제목-본문 일치성 불일치로 탐지 대상</w:t>
       </w:r>
     </w:p>
     <w:p>
@@ -3630,7 +3614,7 @@
         <w:rPr>
           <w:rFonts w:ascii="맑은 고딕" w:cs="맑은 고딕" w:eastAsia="맑은 고딕" w:hAnsi="맑은 고딕"/>
         </w:rPr>
-        <w:t xml:space="preserve">기사 본문에 모델을 향한 지시문 포함(프롬프트 인젝션) → 입력 격리 후 판단, 이상 징후 시 사람에게 이관</w:t>
+        <w:t xml:space="preserve">기사 본문에 모델을 향한 지시문이 포함된 경우(프롬프트 인젝션): 입력을 격리한 뒤 판단하고 이상 징후가 있으면 사람에게 이관</w:t>
       </w:r>
     </w:p>
     <w:p>
@@ -3655,7 +3639,7 @@
         <w:spacing w:after="120" w:before="240"/>
       </w:pPr>
       <w:r>
-        <w:t xml:space="preserve">1-6. 이해관계자와 영향 목록 (직접 이용자 → 사회)</w:t>
+        <w:t xml:space="preserve">1-6. 이해관계자와 영향 목록 (직접 이용자에서 사회까지)</w:t>
       </w:r>
     </w:p>
     <w:p>
@@ -3671,7 +3655,7 @@
           <w:sz w:val="18"/>
           <w:szCs w:val="18"/>
         </w:rPr>
-        <w:t xml:space="preserve">범위는 직접 이용자·영향받는 사람 → 운영자·검토 인력 → 제3자(작성자·기업·언론사·플랫폼) → 규제·감독 기관 → 사회 순으로 넓혔다. 취약집단은 따로 떼지 않고 해당 집단 안에 ‘취약’으로 표시했다. ‘미배포 시 손실’은 이 AI를 도입하지 않을 때 잃는 것이다.</w:t>
+        <w:t xml:space="preserve">범위는 직접 이용자와 영향받는 사람, 운영자·검토 인력, 제3자(작성자·기업·언론사·플랫폼), 규제·감독 기관, 사회 순으로 넓혔다. 취약집단은 따로 떼지 않고 해당 집단 안에 취약으로 표시했다. 미배포 시 손실은 이 AI를 도입하지 않을 때 잃는 것이다.</w:t>
       </w:r>
     </w:p>
     <w:tbl>
@@ -3789,7 +3773,7 @@
                 <w:sz w:val="20"/>
                 <w:szCs w:val="20"/>
               </w:rPr>
-              <w:t xml:space="preserve">예상 피해 (→ IMPACT)</w:t>
+              <w:t xml:space="preserve">예상 피해 (관련 IMPACT)</w:t>
             </w:r>
           </w:p>
         </w:tc>
@@ -5624,7 +5608,7 @@
                 <w:sz w:val="19"/>
                 <w:szCs w:val="19"/>
               </w:rPr>
-              <w:t xml:space="preserve">미탐(클릭베이트 통과) → 왜곡 제목 소비 → 잘못된 판단·의사결정</w:t>
+              <w:t xml:space="preserve">미탐(클릭베이트 통과)으로 왜곡 제목을 소비하고 잘못된 판단·의사결정을 함</w:t>
             </w:r>
           </w:p>
         </w:tc>
@@ -5790,7 +5774,7 @@
                 <w:sz w:val="19"/>
                 <w:szCs w:val="19"/>
               </w:rPr>
-              <w:t xml:space="preserve">오탐(정상 기사에 경고) → 평판 손상·이의제기 부담</w:t>
+              <w:t xml:space="preserve">오탐(정상 기사에 경고)으로 평판 손상과 이의제기 부담이 생김</w:t>
             </w:r>
           </w:p>
         </w:tc>
@@ -5956,7 +5940,7 @@
                 <w:sz w:val="19"/>
                 <w:szCs w:val="19"/>
               </w:rPr>
-              <w:t xml:space="preserve">이관 과다 → 판단 피로 → 형식적 승인 증가</w:t>
+              <w:t xml:space="preserve">이관이 많아 판단 피로가 쌓이고 형식적 승인이 늘어남</w:t>
             </w:r>
           </w:p>
         </w:tc>
@@ -6122,7 +6106,7 @@
                 <w:sz w:val="19"/>
                 <w:szCs w:val="19"/>
               </w:rPr>
-              <w:t xml:space="preserve">기준 과도 강화 → 정상 기사 보류·반려 증가 → 정보 접근 제한 (역기능형)</w:t>
+              <w:t xml:space="preserve">기준을 과도하게 강화해 정상 기사 보류·반려가 늘고 정보 접근이 제한됨 (역기능형)</w:t>
             </w:r>
           </w:p>
         </w:tc>
@@ -6288,7 +6272,7 @@
                 <w:sz w:val="19"/>
                 <w:szCs w:val="19"/>
               </w:rPr>
-              <w:t xml:space="preserve">민감 기사 오판정 → 여론·시장에 불필요한 영향</w:t>
+              <w:t xml:space="preserve">민감 기사를 오판정해 여론·시장에 불필요한 영향이 생김</w:t>
             </w:r>
           </w:p>
         </w:tc>
@@ -6454,7 +6438,7 @@
                 <w:sz w:val="19"/>
                 <w:szCs w:val="19"/>
               </w:rPr>
-              <w:t xml:space="preserve">특정 매체·주제에 판정이 편중 → 표현 위축·불평등</w:t>
+              <w:t xml:space="preserve">특정 매체·주제에 판정이 편중되어 표현 위축·불평등이 생김</w:t>
             </w:r>
           </w:p>
         </w:tc>
@@ -6620,7 +6604,7 @@
                 <w:sz w:val="19"/>
                 <w:szCs w:val="19"/>
               </w:rPr>
-              <w:t xml:space="preserve">AI 사용 미고지·설명 불가 → 투명성 의무 미충족</w:t>
+              <w:t xml:space="preserve">AI 사용을 알리지 않거나 설명하지 못해 투명성 의무를 충족하지 못함</w:t>
             </w:r>
           </w:p>
         </w:tc>
@@ -6742,7 +6726,7 @@
           <w:sz w:val="18"/>
           <w:szCs w:val="18"/>
         </w:rPr>
-        <w:t xml:space="preserve">IMPACT-04는 서비스가 실패해서가 아니라 의도대로 “강하게” 작동해서 발생하는 역기능이라는 점에서 다른 영향과 성격이 다르며, BaseKit 2에서 RISK-01과 트레이드오프 관계로 다룬다.</w:t>
+        <w:t xml:space="preserve">IMPACT-04는 서비스가 실패해서가 아니라 의도대로 강하게 작동해서 발생하는 역기능이라는 점에서 다른 영향과 성격이 다르며, BaseKit 2에서 RISK-01과 트레이드오프 관계로 다룬다.</w:t>
       </w:r>
     </w:p>
     <w:p>
@@ -7077,7 +7061,7 @@
                 <w:sz w:val="19"/>
                 <w:szCs w:val="19"/>
               </w:rPr>
-              <w:t xml:space="preserve">탐지 기준 강화 → 정상 기사 과잉 보류·반려 → 알 권리·정보 접근 제한(IMPACT-04)</w:t>
+              <w:t xml:space="preserve">탐지 기준을 강화하면 정상 기사까지 과잉 보류·반려되어 알 권리·정보 접근이 제한됨(IMPACT-04)</w:t>
             </w:r>
           </w:p>
         </w:tc>
@@ -7438,7 +7422,7 @@
                 <w:sz w:val="19"/>
                 <w:szCs w:val="19"/>
               </w:rPr>
-              <w:t xml:space="preserve">근거: AI-Hub가 공개한 기준 모델 HAND Accuracy 87.10%. 공식 문서에 평가셋 크기가 없어 신뢰구간을 계산할 수 없으므로 점값으로만 쓰고, 우리 시스템의 성능 추정이 아니라 ‘보정 없이 자동 판정할 때의 오류 규모’를 가늠하는 참고용으로 한정한다. 우리 성능은 본선 시험에서 Clopper–Pearson 구간으로 실측한다</w:t>
+              <w:t xml:space="preserve">근거: AI-Hub가 공개한 기준 모델 HAND Accuracy 87.10%. 공식 문서에 평가셋 크기가 없어 신뢰구간을 계산할 수 없으므로 점값으로만 쓰고, 우리 시스템의 성능 추정이 아니라 보정 없이 자동 판정할 때의 오류 규모를 가늠하는 참고용으로 한정한다. 우리 성능은 본선 시험에서 Clopper–Pearson 구간으로 실측한다</w:t>
             </w:r>
           </w:p>
         </w:tc>
@@ -7613,7 +7597,7 @@
           <w:b/>
           <w:bCs/>
         </w:rPr>
-        <w:t xml:space="preserve">IMPACT-01 · 독자 — 미탐으로 왜곡 제목을 소비 (등급: 상)</w:t>
+        <w:t xml:space="preserve">IMPACT-01 · 독자, 미탐으로 왜곡 제목을 소비 (등급: 상)</w:t>
       </w:r>
     </w:p>
     <w:tbl>
@@ -7782,7 +7766,7 @@
                 <w:sz w:val="19"/>
                 <w:szCs w:val="19"/>
               </w:rPr>
-              <w:t xml:space="preserve">① 작성자가 본문보다 단정적인 제목을 게시 → ② 모델이 ‘정상’만 포함한 예측집합을 출력해 자동 통과 [모델·데이터 계층] → ③ 독자가 제목만 보고 투자·구매 등 판단 [사람과의 상호작용 계층] → ④ 잘못된 판단에 따른 손실</w:t>
+              <w:t xml:space="preserve">① 작성자가 본문보다 단정적인 제목을 게시, ② 모델이 정상만 포함한 예측집합을 출력해 자동 통과 [모델·데이터 계층], ③ 독자가 제목만 보고 투자·구매 등 판단 [사람과의 상호작용 계층], ④ 잘못된 판단에 따른 손실</w:t>
             </w:r>
           </w:p>
         </w:tc>
@@ -8037,7 +8021,7 @@
                 <w:sz w:val="19"/>
                 <w:szCs w:val="19"/>
               </w:rPr>
-              <w:t xml:space="preserve">(1) 클래스 조건부 conformal로 ‘애매’를 전부 사람에게 이관: 자동 통과되는 클릭베이트 비율을 α=0.05 이하로 제한 → 일 2.5~12.5건 이하(= π·N·α, π 5~25%)로 감소 (이론 보장, 교환가능성 전제. 실제 기사 분포로 옮겨 갈 때의 이탈은 가중 conformal로 점검, BaseKit 5 §5-4). (2) 경고 문구·근거 문장 제시로 검토자 판단 보조</w:t>
+              <w:t xml:space="preserve">(1) 클래스 조건부 conformal로 애매를 전부 사람에게 이관: 자동 통과되는 클릭베이트 비율을 α=0.05 이하로 제한해 일 2.5~12.5건 이하(= π·N·α, π 5~25%)로 감소 (이론 보장, 교환가능성 전제. 실제 기사 분포로 옮겨 갈 때의 이탈은 가중 conformal로 점검, BaseKit 5 §5-4). (2) 경고 문구·근거 문장 제시로 검토자 판단 보조</w:t>
             </w:r>
           </w:p>
         </w:tc>
@@ -8115,7 +8099,7 @@
           <w:b/>
           <w:bCs/>
         </w:rPr>
-        <w:t xml:space="preserve">IMPACT-02 · 기사 작성자·대상 기업 — 오탐으로 평판 손상 (등급: 중)</w:t>
+        <w:t xml:space="preserve">IMPACT-02 · 기사 작성자·대상 기업, 오탐으로 평판 손상 (등급: 중)</w:t>
       </w:r>
     </w:p>
     <w:tbl>
@@ -8284,7 +8268,7 @@
                 <w:sz w:val="19"/>
                 <w:szCs w:val="19"/>
               </w:rPr>
-              <w:t xml:space="preserve">① 풍자·인용문·강한 표현이 있는 정상 기사 → ② 모델이 클릭베이트 판정·경고 후보로 표시 [모델 계층] → ③ 검토자가 근거를 충분히 보지 않고 경고·반려 [사람과의 상호작용 계층] → ④ 작성자의 평판 손상, 대상 기업의 불필요한 노출 변화</w:t>
+              <w:t xml:space="preserve">① 풍자·인용문·강한 표현이 있는 정상 기사, ② 모델이 클릭베이트 판정·경고 후보로 표시 [모델 계층], ③ 검토자가 근거를 충분히 보지 않고 경고·반려 [사람과의 상호작용 계층], ④ 작성자의 평판 손상, 대상 기업의 불필요한 노출 변화</w:t>
             </w:r>
           </w:p>
         </w:tc>
@@ -8617,7 +8601,7 @@
           <w:b/>
           <w:bCs/>
         </w:rPr>
-        <w:t xml:space="preserve">IMPACT-03 · 검토자 — 이관 과다로 형식적 승인 (등급: 상)</w:t>
+        <w:t xml:space="preserve">IMPACT-03 · 검토자, 이관 과다로 형식적 승인 (등급: 상)</w:t>
       </w:r>
     </w:p>
     <w:tbl>
@@ -8786,7 +8770,7 @@
                 <w:sz w:val="19"/>
                 <w:szCs w:val="19"/>
               </w:rPr>
-              <w:t xml:space="preserve">① 애매 구간·정치·경제 기사를 전부 이관하도록 설계 → ② 이관 건수가 검토 용량을 초과 [운영 계층] → ③ 대기열 정체·시간 압박 → ④ 검토자가 AI 판단을 확인 없이 승인 [사람과의 상호작용 계층] → 인간 감독이 형식화되어 IMPACT-01, 02가 커짐</w:t>
+              <w:t xml:space="preserve">① 애매 구간·정치·경제 기사를 전부 이관하도록 설계, ② 이관 건수가 검토 용량을 초과 [운영 계층], ③ 대기열 정체·시간 압박, ④ 검토자가 AI 판단을 확인 없이 승인 [사람과의 상호작용 계층]. 그 결과 인간 감독이 형식화되어 IMPACT-01, 02가 커짐</w:t>
             </w:r>
           </w:p>
         </w:tc>
@@ -9119,7 +9103,7 @@
           <w:b/>
           <w:bCs/>
         </w:rPr>
-        <w:t xml:space="preserve">IMPACT-04 · 독자(알 권리) — 과잉 차단 (등급: 하)</w:t>
+        <w:t xml:space="preserve">IMPACT-04 · 독자(알 권리), 과잉 차단 (등급: 하)</w:t>
       </w:r>
     </w:p>
     <w:tbl>
@@ -9288,7 +9272,7 @@
                 <w:sz w:val="19"/>
                 <w:szCs w:val="19"/>
               </w:rPr>
-              <w:t xml:space="preserve">① 탐지 기준(α 등)을 지나치게 보수적으로 설정 → ② 정상 기사까지 클릭베이트 후보 증가 [모델·정책 계층] → ③ 운영자가 후보를 보류·반려 → ④ 독자가 필요한 정보에 접근하지 못함</w:t>
+              <w:t xml:space="preserve">① 탐지 기준(α 등)을 지나치게 보수적으로 설정, ② 정상 기사까지 클릭베이트 후보 증가 [모델·정책 계층], ③ 운영자가 후보를 보류·반려, ④ 독자가 필요한 정보에 접근하지 못함</w:t>
             </w:r>
           </w:p>
         </w:tc>
@@ -9339,7 +9323,7 @@
                 <w:sz w:val="19"/>
                 <w:szCs w:val="19"/>
               </w:rPr>
-              <w:t xml:space="preserve">민감한 보도를 숨기려는 목적으로 ‘클릭베이트’ 기준을 확대 적용</w:t>
+              <w:t xml:space="preserve">민감한 보도를 숨기려는 목적으로 클릭베이트 기준을 확대 적용</w:t>
             </w:r>
           </w:p>
         </w:tc>
@@ -9621,7 +9605,7 @@
           <w:b/>
           <w:bCs/>
         </w:rPr>
-        <w:t xml:space="preserve">IMPACT-05 · 정치·경제 기사 관계자, 사회 — 민감 기사 오판정 (등급: 중)</w:t>
+        <w:t xml:space="preserve">IMPACT-05 · 정치·경제 기사 관계자, 사회, 민감 기사 오판정 (등급: 중)</w:t>
       </w:r>
     </w:p>
     <w:tbl>
@@ -9790,7 +9774,7 @@
                 <w:sz w:val="19"/>
                 <w:szCs w:val="19"/>
               </w:rPr>
-              <w:t xml:space="preserve">① 정치·경제(특정 기업·종목 포함) 기사 입력 → ② 모델의 편향 또는 오판정 [모델·데이터 계층] → ③ 판정이 노출되거나 게시 여부를 좌우 → ④ 여론 형성·시장 반응·평판에 불필요한 영향</w:t>
+              <w:t xml:space="preserve">① 정치·경제(특정 기업·종목 포함) 기사 입력, ② 모델의 편향 또는 오판정 [모델·데이터 계층], ③ 판정이 노출되거나 게시 여부를 좌우, ④ 여론 형성·시장 반응·평판에 불필요한 영향</w:t>
             </w:r>
           </w:p>
         </w:tc>
@@ -9841,7 +9825,7 @@
                 <w:sz w:val="19"/>
                 <w:szCs w:val="19"/>
               </w:rPr>
-              <w:t xml:space="preserve">정치적 입장이 다른 기사를 겨냥해 ‘클릭베이트’ 판정을 유도하는 제목·본문 조작</w:t>
+              <w:t xml:space="preserve">정치적 입장이 다른 기사를 겨냥해 클릭베이트 판정을 유도하는 제목·본문 조작</w:t>
             </w:r>
           </w:p>
         </w:tc>
@@ -10362,7 +10346,7 @@
         <w:spacing w:after="120" w:before="240"/>
       </w:pPr>
       <w:r>
-        <w:t xml:space="preserve">1-9. 핵심 트레이드오프 — 무엇을 선택하고 왜 책임지는가</w:t>
+        <w:t xml:space="preserve">1-9. 핵심 트레이드오프, 무엇을 선택하고 왜 책임지는가</w:t>
       </w:r>
     </w:p>
     <w:tbl>
@@ -10627,7 +10611,7 @@
         <w:rPr>
           <w:rFonts w:ascii="맑은 고딕" w:cs="맑은 고딕" w:eastAsia="맑은 고딕" w:hAnsi="맑은 고딕"/>
         </w:rPr>
-        <w:t xml:space="preserve">팀의 선택: 클릭베이트를 놓치는 피해가 더 크다고 보아 재현율을 우선하고, 그 대가로 늘어나는 오탐·과잉 차단은 판단이 애매한 경우(conformal 예측집합이 {클릭베이트, 정상}을 모두 포함하거나 공집합인 경우)를 전부 사람에게 이관해 제어한다. 임의의 숫자 구간을 쓰지 않고 데이터에서 도출하며, “AI가 애매하면 틀리지 않고 사람에게 넘긴다”를 원칙으로 책임 소재를 명확히 한다. 허용 오류 α를 정하는 주체는 AI기획자이며, 운영 데이터가 쌓이면 팀 논의로 재조정한다.</w:t>
+        <w:t xml:space="preserve">팀의 선택: 클릭베이트를 놓치는 피해가 더 크다고 보아 재현율을 우선하고, 그 대가로 늘어나는 오탐·과잉 차단은 판단이 애매한 경우(conformal 예측집합이 {클릭베이트, 정상}을 모두 포함하거나 공집합인 경우)를 전부 사람에게 이관해 제어한다. 임의의 숫자 구간을 쓰지 않고 데이터에서 도출하며, AI가 애매하면 틀리지 않고 사람에게 넘긴다를 원칙으로 책임 소재를 명확히 한다. 허용 오류 α를 정하는 주체는 AI기획자이며, 운영 데이터가 쌓이면 팀 논의로 재조정한다.</w:t>
       </w:r>
     </w:p>
     <w:p>
@@ -10645,7 +10629,7 @@
         <w:spacing w:after="120" w:before="240"/>
       </w:pPr>
       <w:r>
-        <w:t xml:space="preserve">2-1. 판단 기준 — 척도, 수용 기준, 권한, 멈춤 조건</w:t>
+        <w:t xml:space="preserve">2-1. 판단 기준, 척도, 수용 기준, 권한, 멈춤 조건</w:t>
       </w:r>
     </w:p>
     <w:p>
@@ -10656,7 +10640,7 @@
         <w:rPr>
           <w:rFonts w:ascii="맑은 고딕" w:cs="맑은 고딕" w:eastAsia="맑은 고딕" w:hAnsi="맑은 고딕"/>
         </w:rPr>
-        <w:t xml:space="preserve">BaseKit 1의 영향 등급을 그대로 이어받아 위험을 평가한다. 아래는 이 서비스에서 ‘심각/보통/경미’와 ‘높음/중간/낮음’이 무엇을 뜻하는지의 정의다(수치는 평가 가정 A1, 일 1,000건 기준의 가정).</w:t>
+        <w:t xml:space="preserve">BaseKit 1의 영향 등급을 그대로 이어받아 위험을 평가한다. 아래는 이 서비스에서 심각/보통/경미와 높음/중간/낮음이 무엇을 뜻하는지의 정의다(수치는 평가 가정 A1, 일 1,000건 기준의 가정).</w:t>
       </w:r>
     </w:p>
     <w:tbl>
@@ -11274,7 +11258,7 @@
                 <w:sz w:val="19"/>
                 <w:szCs w:val="19"/>
               </w:rPr>
-              <w:t xml:space="preserve">수용 불가 임계값 충족 또는 상 등급 잔여 위험 발생 시 담당 역할 → AI기획자 → 팀 전원 협의 (대회 기간에는 멘토에게 공유)</w:t>
+              <w:t xml:space="preserve">수용 불가 임계값 충족 또는 상 등급 잔여 위험 발생 시 담당 역할이 AI기획자에게, 이어서 팀 전원 협의로 올린다. 협의 (대회 기간에는 멘토에게 공유)</w:t>
             </w:r>
           </w:p>
         </w:tc>
@@ -11399,7 +11383,7 @@
         <w:spacing w:after="120" w:before="240"/>
       </w:pPr>
       <w:r>
-        <w:t xml:space="preserve">2-2. 위험 시나리오 (원인 → 사건 → 결과)</w:t>
+        <w:t xml:space="preserve">2-2. 위험 시나리오 (원인, 사건, 결과)</w:t>
       </w:r>
     </w:p>
     <w:p>
@@ -11410,7 +11394,7 @@
         <w:rPr>
           <w:rFonts w:ascii="맑은 고딕" w:cs="맑은 고딕" w:eastAsia="맑은 고딕" w:hAnsi="맑은 고딕"/>
         </w:rPr>
-        <w:t xml:space="preserve">위험은 영향의 원인과 사건이다. 위험마다 원인 → 사건 → 결과를 한 문장으로 쓰고, 파생된 IMPACT와 범주(데이터 / 모델·알고리즘 / 배포 환경 / 조직·프로세스 / 외부·규제)를 표시했다. ‘독립 위험’은 특정 영향과 연결되지 않아 새로 평가했다.</w:t>
+        <w:t xml:space="preserve">위험은 영향의 원인과 사건이다. 위험마다 원인, 사건, 결과를 한 문장으로 쓰고, 파생된 IMPACT와 범주(데이터 / 모델·알고리즘 / 배포 환경 / 조직·프로세스 / 외부·규제)를 표시했다. 독립 위험은 특정 영향과 연결되지 않아 새로 평가했다.</w:t>
       </w:r>
     </w:p>
     <w:tbl>
@@ -11603,7 +11587,7 @@
                 <w:sz w:val="19"/>
                 <w:szCs w:val="19"/>
               </w:rPr>
-              <w:t xml:space="preserve">A.X 4.0 Light의 라벨 확률이 실제 기사에서 과신되거나 공개 변형 데이터로 보정되어(원인) 클릭베이트가 ‘정상’만 포함한 예측집합으로 자동 통과하고(사건) 독자가 왜곡된 제목을 믿고 판단한다(결과)</w:t>
+              <w:t xml:space="preserve">A.X 4.0 Light의 라벨 확률이 실제 기사에서 과신되거나 공개 변형 데이터로 보정되어(원인) 클릭베이트가 정상만 포함한 예측집합으로 자동 통과하고(사건) 독자가 왜곡된 제목을 믿고 판단한다(결과)</w:t>
             </w:r>
           </w:p>
         </w:tc>
@@ -12369,7 +12353,7 @@
                 <w:sz w:val="19"/>
                 <w:szCs w:val="19"/>
               </w:rPr>
-              <w:t xml:space="preserve">중 (조정: 이어받은 상 → 중). 근거: 사실 검증은 서비스 범위 밖임을 고지하고 검토자의 외부 출처 확인 경로를 두어 발생 가능성이 중간으로 낮아짐</w:t>
+              <w:t xml:space="preserve">중 (이어받은 상을 중으로 조정). 근거: 사실 검증은 서비스 범위 밖임을 고지하고 검토자의 외부 출처 확인 경로를 두어 발생 가능성이 중간으로 낮아짐</w:t>
             </w:r>
           </w:p>
         </w:tc>
@@ -12443,7 +12427,7 @@
                 <w:sz w:val="19"/>
                 <w:szCs w:val="19"/>
               </w:rPr>
-              <w:t xml:space="preserve">작성자가 본문에 모델을 향한 지시문을 넣고(원인) 모델이 지시를 따라 ‘정상’을 출력해(사건) 클릭베이트가 자동 통과한다(결과)</w:t>
+              <w:t xml:space="preserve">작성자가 본문에 모델을 향한 지시문을 넣고(원인) 모델이 지시를 따라 정상을 출력해(사건) 클릭베이트가 자동 통과한다(결과)</w:t>
             </w:r>
           </w:p>
         </w:tc>
@@ -12489,7 +12473,7 @@
                 <w:sz w:val="19"/>
                 <w:szCs w:val="19"/>
               </w:rPr>
-              <w:t xml:space="preserve">중 (조정: 상 → 중). 근거: 작성자의 고의와 모델 약점 지식이 필요해 발생가능성이 중간으로 낮고, 출력 형식 제약과 사람 결정이 피해를 제한</w:t>
+              <w:t xml:space="preserve">중 (상을 중으로 조정). 근거: 작성자의 고의와 모델 약점 지식이 필요해 발생가능성이 중간으로 낮고, 출력 형식 제약과 사람 결정이 피해를 제한</w:t>
             </w:r>
           </w:p>
         </w:tc>
@@ -13112,7 +13096,7 @@
                 <w:sz w:val="19"/>
                 <w:szCs w:val="19"/>
               </w:rPr>
-              <w:t xml:space="preserve">낮음. 실제 기사 표본이 없음 → 본선 전 점검</w:t>
+              <w:t xml:space="preserve">낮음. 실제 기사 표본이 없어 본선 전에 점검</w:t>
             </w:r>
           </w:p>
         </w:tc>
@@ -13625,7 +13609,7 @@
                 <w:sz w:val="19"/>
                 <w:szCs w:val="19"/>
               </w:rPr>
-              <w:t xml:space="preserve">상 → 중. 자동 통과 클릭베이트 ≤ 5% (π·N·α)</w:t>
+              <w:t xml:space="preserve">상에서 중 등급으로. 자동 통과 클릭베이트 ≤ 5% (π·N·α)</w:t>
             </w:r>
           </w:p>
         </w:tc>
@@ -13745,7 +13729,7 @@
                 <w:sz w:val="19"/>
                 <w:szCs w:val="19"/>
               </w:rPr>
-              <w:t xml:space="preserve">중 → 하. 오경고 ≤ 정상 기사의 1% (가정)</w:t>
+              <w:t xml:space="preserve">중에서 하 등급으로. 오경고 ≤ 정상 기사의 1% (가정)</w:t>
             </w:r>
           </w:p>
         </w:tc>
@@ -13865,7 +13849,7 @@
                 <w:sz w:val="19"/>
                 <w:szCs w:val="19"/>
               </w:rPr>
-              <w:t xml:space="preserve">상 → 중. 일 이관 건수 ≤ 용량 100%</w:t>
+              <w:t xml:space="preserve">상에서 중 등급으로. 일 이관 건수 ≤ 용량 100%</w:t>
             </w:r>
           </w:p>
         </w:tc>
@@ -13985,7 +13969,7 @@
                 <w:sz w:val="19"/>
                 <w:szCs w:val="19"/>
               </w:rPr>
-              <w:t xml:space="preserve">중 → 하. 정치·경제 자동 처리 0건</w:t>
+              <w:t xml:space="preserve">중에서 하 등급으로. 정치·경제 자동 처리 0건</w:t>
             </w:r>
           </w:p>
         </w:tc>
@@ -14082,7 +14066,7 @@
                 <w:sz w:val="19"/>
                 <w:szCs w:val="19"/>
               </w:rPr>
-              <w:t xml:space="preserve">전처리 필터링, 실패 시 ‘판단 보류’ 반환 후 사람에게 전달 (데이터과학자 · S2). 보류 비율이 늘면 입력 규칙 보완</w:t>
+              <w:t xml:space="preserve">전처리 필터링, 실패 시 판단 보류 반환 후 사람에게 전달 (데이터과학자 · S2). 보류 비율이 늘면 입력 규칙 보완</w:t>
             </w:r>
           </w:p>
         </w:tc>
@@ -14105,7 +14089,7 @@
                 <w:sz w:val="19"/>
                 <w:szCs w:val="19"/>
               </w:rPr>
-              <w:t xml:space="preserve">중 → 하. 입력 이상 건 100% 판단 보류</w:t>
+              <w:t xml:space="preserve">중에서 하 등급으로. 입력 이상 건 100% 판단 보류</w:t>
             </w:r>
           </w:p>
         </w:tc>
@@ -14322,7 +14306,7 @@
                 <w:sz w:val="19"/>
                 <w:szCs w:val="19"/>
               </w:rPr>
-              <w:t xml:space="preserve">모든 화면에 ‘사실 여부는 검증하지 않음’ 고지, 사실 확인이 필요한 건은 검토자의 외부 출처 확인, ② 확장 시 검색 보조 (AI기획자 · S1). 수용 근거: 범위 밖이며 대체 경로가 있음</w:t>
+              <w:t xml:space="preserve">모든 화면에 사실 여부는 검증하지 않음 고지, 사실 확인이 필요한 건은 검토자의 외부 출처 확인, ② 확장 시 검색 보조 (AI기획자 · S1). 수용 근거: 범위 밖이며 대체 경로가 있음</w:t>
             </w:r>
           </w:p>
         </w:tc>
@@ -14465,7 +14449,7 @@
                 <w:sz w:val="19"/>
                 <w:szCs w:val="19"/>
               </w:rPr>
-              <w:t xml:space="preserve">중 → 하. 시험 케이스 통과율 100% 목표(가정)</w:t>
+              <w:t xml:space="preserve">중에서 하 등급으로. 시험 케이스 통과율 100% 목표(가정)</w:t>
             </w:r>
           </w:p>
         </w:tc>
@@ -14585,7 +14569,7 @@
                 <w:sz w:val="19"/>
                 <w:szCs w:val="19"/>
               </w:rPr>
-              <w:t xml:space="preserve">상 → 중. 분기마다 재평가</w:t>
+              <w:t xml:space="preserve">상에서 중 등급으로. 분기마다 재평가</w:t>
             </w:r>
           </w:p>
         </w:tc>
@@ -14705,7 +14689,7 @@
                 <w:sz w:val="19"/>
                 <w:szCs w:val="19"/>
               </w:rPr>
-              <w:t xml:space="preserve">중 → 하. 슬라이스별 편차 보고</w:t>
+              <w:t xml:space="preserve">중에서 하 등급으로. 슬라이스별 편차 보고</w:t>
             </w:r>
           </w:p>
         </w:tc>
@@ -14825,7 +14809,7 @@
                 <w:sz w:val="19"/>
                 <w:szCs w:val="19"/>
               </w:rPr>
-              <w:t xml:space="preserve">상 → 중. 트리거 시 재보정</w:t>
+              <w:t xml:space="preserve">상에서 중 등급으로. 트리거 시 재보정</w:t>
             </w:r>
           </w:p>
         </w:tc>
@@ -14945,7 +14929,7 @@
                 <w:sz w:val="19"/>
                 <w:szCs w:val="19"/>
               </w:rPr>
-              <w:t xml:space="preserve">중 → 하(미도입 시 해당 없음)</w:t>
+              <w:t xml:space="preserve">중에서 하 등급으로(미도입 시 해당 없음)</w:t>
             </w:r>
           </w:p>
         </w:tc>
@@ -15065,7 +15049,7 @@
                 <w:sz w:val="19"/>
                 <w:szCs w:val="19"/>
               </w:rPr>
-              <w:t xml:space="preserve">상 → 중. Auto/Direct 각각 커버리지를 신뢰구간과 함께 보고</w:t>
+              <w:t xml:space="preserve">상에서 중 등급으로. Auto/Direct 각각 커버리지를 신뢰구간과 함께 보고</w:t>
             </w:r>
           </w:p>
         </w:tc>
@@ -15185,7 +15169,7 @@
                 <w:sz w:val="19"/>
                 <w:szCs w:val="19"/>
               </w:rPr>
-              <w:t xml:space="preserve">하 → 하. 중단 시에도 서비스 유지</w:t>
+              <w:t xml:space="preserve">하 등급 유지. 중단 시에도 서비스 유지</w:t>
             </w:r>
           </w:p>
         </w:tc>
@@ -15305,7 +15289,7 @@
                 <w:sz w:val="19"/>
                 <w:szCs w:val="19"/>
               </w:rPr>
-              <w:t xml:space="preserve">중 → 하. 변경 후 30일 내 반영(가정)</w:t>
+              <w:t xml:space="preserve">중에서 하 등급으로. 변경 후 30일 내 반영(가정)</w:t>
             </w:r>
           </w:p>
         </w:tc>
@@ -15607,7 +15591,7 @@
                 <w:sz w:val="19"/>
                 <w:szCs w:val="19"/>
               </w:rPr>
-              <w:t xml:space="preserve">‘민감 주제’ 경계가 모호한 사례가 남음</w:t>
+              <w:t xml:space="preserve">민감 주제 경계가 모호한 사례가 남음</w:t>
             </w:r>
           </w:p>
         </w:tc>
@@ -15944,7 +15928,7 @@
                 <w:sz w:val="19"/>
                 <w:szCs w:val="19"/>
               </w:rPr>
-              <w:t xml:space="preserve">보장을 ‘이 데이터 분포에 한해’로 명시하고 운영 데이터가 쌓이면 재보정</w:t>
+              <w:t xml:space="preserve">보장을 이 데이터 분포에 한해로 명시하고 운영 데이터가 쌓이면 재보정</w:t>
             </w:r>
           </w:p>
         </w:tc>
@@ -16185,24 +16169,8 @@
       <w:r>
         <w:rPr>
           <w:rFonts w:ascii="맑은 고딕" w:cs="맑은 고딕" w:eastAsia="맑은 고딕" w:hAnsi="맑은 고딕"/>
-          <w:i/>
-          <w:iCs/>
-          <w:color w:val="555555"/>
-          <w:sz w:val="18"/>
-          <w:szCs w:val="18"/>
         </w:rPr>
-        <w:t xml:space="preserve">멘토링 지적: 위험관리는 위험을 없애는 것이 아니라 상충하는 위험 사이에서 선택하고, 그 선택에 책임지는 것이다.</w:t>
-      </w:r>
-    </w:p>
-    <w:p>
-      <w:pPr>
-        <w:spacing w:after="120"/>
-      </w:pPr>
-      <w:r>
-        <w:rPr>
-          <w:rFonts w:ascii="맑은 고딕" w:cs="맑은 고딕" w:eastAsia="맑은 고딕" w:hAnsi="맑은 고딕"/>
-        </w:rPr>
-        <w:t xml:space="preserve">RISK-01(미탐지)과 RISK-06(과잉 차단)은 같은 손잡이(탐지 기준 임계값)의 양쪽 끝에 있다. 기준을 강화하면 RISK-01은 줄지만 RISK-06이 커지고, 완화하면 반대가 된다 — 두 위험을 동시에 0으로 만들 수 없다.</w:t>
+        <w:t xml:space="preserve">RISK-01(미탐지)과 RISK-06(과잉 차단)은 같은 손잡이(탐지 기준 임계값)의 양쪽 끝에 있다. 기준을 강화하면 RISK-01은 줄지만 RISK-06이 커지고, 완화하면 반대가 된다, 두 위험을 동시에 0으로 만들 수 없다.</w:t>
       </w:r>
     </w:p>
     <w:tbl>
@@ -16422,7 +16390,7 @@
                 <w:sz w:val="19"/>
                 <w:szCs w:val="19"/>
               </w:rPr>
-              <w:t xml:space="preserve">임계값·“애매함” 범위를 최초로 정하는 주체는 AI기획자이며, 결정 근거를 본 문서에 기록</w:t>
+              <w:t xml:space="preserve">임계값·애매함 범위를 최초로 정하는 주체는 AI기획자이며, 결정 근거를 본 문서에 기록</w:t>
             </w:r>
           </w:p>
         </w:tc>
@@ -16496,23 +16464,7 @@
         <w:spacing w:after="120" w:before="240"/>
       </w:pPr>
       <w:r>
-        <w:t xml:space="preserve">2-6. “정확하다”의 기준</w:t>
-      </w:r>
-    </w:p>
-    <w:p>
-      <w:pPr>
-        <w:spacing w:after="120"/>
-      </w:pPr>
-      <w:r>
-        <w:rPr>
-          <w:rFonts w:ascii="맑은 고딕" w:cs="맑은 고딕" w:eastAsia="맑은 고딕" w:hAnsi="맑은 고딕"/>
-          <w:i/>
-          <w:iCs/>
-          <w:color w:val="555555"/>
-          <w:sz w:val="18"/>
-          <w:szCs w:val="18"/>
-        </w:rPr>
-        <w:t xml:space="preserve">멘토링 지적: “AI가 정확하게 판단했다”는 말 자체가 모호하다. 무엇을 기준으로 정확하다고 판단하는지, 그 기준은 누가 정하는지 명시해야 한다.</w:t>
+        <w:t xml:space="preserve">2-6. 정확하다의 기준</w:t>
       </w:r>
     </w:p>
     <w:tbl>
@@ -16630,7 +16582,7 @@
                 <w:sz w:val="19"/>
                 <w:szCs w:val="19"/>
               </w:rPr>
-              <w:t xml:space="preserve">모델 출력(클릭베이트 여부)이 검토자(사람)의 최종 판단과 일치하는 정도 — 정답은 사람의 최종 판단</w:t>
+              <w:t xml:space="preserve">모델 출력(클릭베이트 여부)이 검토자(사람)의 최종 판단과 일치하는 정도, 정답은 사람의 최종 판단</w:t>
             </w:r>
           </w:p>
         </w:tc>
@@ -16732,7 +16684,7 @@
                 <w:sz w:val="19"/>
                 <w:szCs w:val="19"/>
               </w:rPr>
-              <w:t xml:space="preserve">한국어 보정 셋(AI-Hub 일부, 튜닝·테스트와 분리)에서 비적합도 s(x,y)=1−p̂(y∣x)의 분위수 q̂를 계산하고, 예측집합이 {클릭베이트, 정상}을 모두 포함하거나 공집합이면 “애매함”으로 보고 자동판정하지 않고 인간에게 이관</w:t>
+              <w:t xml:space="preserve">한국어 보정 셋(AI-Hub 일부, 튜닝·테스트와 분리)에서 비적합도 s(x,y)=1−p̂(y∣x)의 분위수 q̂를 계산하고, 예측집합이 {클릭베이트, 정상}을 모두 포함하거나 공집합이면 애매함으로 보고 자동판정하지 않고 인간에게 이관</w:t>
             </w:r>
           </w:p>
         </w:tc>
@@ -16783,7 +16735,7 @@
                 <w:sz w:val="19"/>
                 <w:szCs w:val="19"/>
               </w:rPr>
-              <w:t xml:space="preserve">클래스 조건부(Mondrian) conformal로 P(클릭베이트 ∈ C(x) ∣ 정답=클릭베이트) ≥ 1−α 확보(= 확정 판정 또는 인간 이관에 포함). α는 “놓칠 확률 허용치”로 재현율 우선과 오탐 증가(검토 부담) 사이의 위험 허용도 파라미터이며 AI기획자가 정하고 근거를 기록</w:t>
+              <w:t xml:space="preserve">클래스 조건부(Mondrian) conformal로 P(클릭베이트 ∈ C(x) ∣ 정답=클릭베이트) ≥ 1−α 확보(= 확정 판정 또는 인간 이관에 포함). α는 놓칠 확률 허용치로 재현율 우선과 오탐 증가(검토 부담) 사이의 위험 허용도 파라미터이며 AI기획자가 정하고 근거를 기록</w:t>
             </w:r>
           </w:p>
         </w:tc>
@@ -16936,7 +16888,7 @@
                 <w:sz w:val="19"/>
                 <w:szCs w:val="19"/>
               </w:rPr>
-              <w:t xml:space="preserve">AI기획자가 초기값을 정하고 팀 논의로 확정 — “정확하다”는 팀이 운영적으로 정의한 합의값</w:t>
+              <w:t xml:space="preserve">AI기획자가 초기값을 정하고 팀 논의로 확정, 정확하다는 팀이 운영적으로 정의한 합의값</w:t>
             </w:r>
           </w:p>
         </w:tc>
